--- a/縣府案件/14_回饋活動紀錄表_1150830.docx
+++ b/縣府案件/14_回饋活動紀錄表_1150830.docx
@@ -292,7 +292,7 @@
                 <w:sz w:val="20"/>
                 <w:szCs w:val="20"/>
               </w:rPr>
-              <w:t xml:space="preserve">【　】</w:t>
+              <w:t xml:space="preserve">114/6/29</w:t>
             </w:r>
           </w:p>
         </w:tc>
@@ -438,7 +438,7 @@
                 <w:sz w:val="20"/>
                 <w:szCs w:val="20"/>
               </w:rPr>
-              <w:t xml:space="preserve">【　】</w:t>
+              <w:t xml:space="preserve">114/7/5</w:t>
             </w:r>
           </w:p>
         </w:tc>
@@ -584,7 +584,7 @@
                 <w:sz w:val="20"/>
                 <w:szCs w:val="20"/>
               </w:rPr>
-              <w:t xml:space="preserve">【　】</w:t>
+              <w:t xml:space="preserve">114/6/1</w:t>
             </w:r>
           </w:p>
         </w:tc>
@@ -730,7 +730,7 @@
                 <w:sz w:val="20"/>
                 <w:szCs w:val="20"/>
               </w:rPr>
-              <w:t xml:space="preserve">【　】</w:t>
+              <w:t xml:space="preserve">114/6/1</w:t>
             </w:r>
           </w:p>
         </w:tc>
@@ -894,7 +894,7 @@
                 <w:sz w:val="20"/>
                 <w:szCs w:val="20"/>
               </w:rPr>
-              <w:t xml:space="preserve">【　】</w:t>
+              <w:t xml:space="preserve">114/10/8</w:t>
             </w:r>
           </w:p>
         </w:tc>
@@ -1031,20 +1031,37 @@
       <w:r>
         <w:rPr>
           <w:rFonts w:ascii="Microsoft JhengHei" w:cs="Microsoft JhengHei" w:eastAsia="Microsoft JhengHei" w:hAnsi="Microsoft JhengHei"/>
+          <w:strike/>
+          <w:sz w:val="21"/>
+          <w:szCs w:val="21"/>
+        </w:rPr>
+        <w:t xml:space="preserve">業主補填日期</w:t>
+      </w:r>
+      <w:r>
+        <w:rPr>
+          <w:rFonts w:ascii="Microsoft JhengHei" w:cs="Microsoft JhengHei" w:eastAsia="Microsoft JhengHei" w:hAnsi="Microsoft JhengHei"/>
+          <w:sz w:val="21"/>
+          <w:szCs w:val="21"/>
+        </w:rPr>
+        <w:t xml:space="preserve"> → </w:t>
+      </w:r>
+      <w:r>
+        <w:rPr>
+          <w:rFonts w:ascii="Microsoft JhengHei" w:cs="Microsoft JhengHei" w:eastAsia="Microsoft JhengHei" w:hAnsi="Microsoft JhengHei"/>
           <w:b/>
           <w:bCs/>
           <w:sz w:val="21"/>
           <w:szCs w:val="21"/>
         </w:rPr>
-        <w:t xml:space="preserve">業主補填</w:t>
-      </w:r>
-      <w:r>
-        <w:rPr>
-          <w:rFonts w:ascii="Microsoft JhengHei" w:cs="Microsoft JhengHei" w:eastAsia="Microsoft JhengHei" w:hAnsi="Microsoft JhengHei"/>
-          <w:sz w:val="21"/>
-          <w:szCs w:val="21"/>
-        </w:rPr>
-        <w:t xml:space="preserve">:各活動之日期(民國年/月/日)與正式活動名稱;如同一活動有多日,列起迄。</w:t>
+        <w:t xml:space="preserve">已補齊(115/8/30)</w:t>
+      </w:r>
+      <w:r>
+        <w:rPr>
+          <w:rFonts w:ascii="Microsoft JhengHei" w:cs="Microsoft JhengHei" w:eastAsia="Microsoft JhengHei" w:hAnsi="Microsoft JhengHei"/>
+          <w:sz w:val="21"/>
+          <w:szCs w:val="21"/>
+        </w:rPr>
+        <w:t xml:space="preserve">:114/6/29、114/7/5、114/6/1(表演 2 場同日)、114/10/8。發文前請與照片拍攝時間(EXIF)勾稽一次。</w:t>
       </w:r>
     </w:p>
     <w:p>
